--- a/tracked_scripts/u1/m1/warmup/Module 1 - Unedited Script.docx
+++ b/tracked_scripts/u1/m1/warmup/Module 1 - Unedited Script.docx
@@ -125,6 +125,48 @@
     </w:p>
     <w:p>
       <w:pPr>
+        <w:spacing w:before="120" w:after="40"/>
+      </w:pPr>
+      <w:r>
+        <w:rPr>
+          <w:rFonts w:ascii="Calibri" w:hAnsi="Calibri"/>
+          <w:b/>
+          <w:i w:val="0"/>
+        </w:rPr>
+        <w:t xml:space="preserve">Building From: </w:t>
+      </w:r>
+      <w:r>
+        <w:rPr>
+          <w:rFonts w:ascii="Calibri" w:hAnsi="Calibri"/>
+          <w:b w:val="0"/>
+          <w:i w:val="0"/>
+        </w:rPr>
+        <w:t>Students created and interpreted single-unit picture graphs and bar graphs. They solved simple comparison problems. However, Grade 2 work was often collaborative (class graphs, physical manipulatives) and may not have emphasized independent interpretation or the specific language of "how many more/fewer."</w:t>
+      </w:r>
+    </w:p>
+    <w:p>
+      <w:pPr>
+        <w:spacing w:before="40" w:after="40"/>
+      </w:pPr>
+      <w:r>
+        <w:rPr>
+          <w:rFonts w:ascii="Calibri" w:hAnsi="Calibri"/>
+          <w:b/>
+          <w:i w:val="0"/>
+        </w:rPr>
+        <w:t xml:space="preserve">Building Toward: </w:t>
+      </w:r>
+      <w:r>
+        <w:rPr>
+          <w:rFonts w:ascii="Calibri" w:hAnsi="Calibri"/>
+          <w:b w:val="0"/>
+          <w:i w:val="0"/>
+        </w:rPr>
+        <w:t>Students will apply their solid 1:1 understanding when M2 introduces the critical concept: each symbol can represent MORE than one item (scaled graphs with 1:2 scale). The "how many more/fewer" language established here carries forward. ---</w:t>
+      </w:r>
+    </w:p>
+    <w:p>
+      <w:pPr>
         <w:spacing w:before="160" w:after="0"/>
       </w:pPr>
     </w:p>
@@ -239,7 +281,7 @@
           <w:b/>
           <w:i w:val="0"/>
         </w:rPr>
-        <w:t xml:space="preserve">• Options:  </w:t>
+        <w:t xml:space="preserve">• Answer option (optional):  </w:t>
       </w:r>
       <w:r>
         <w:rPr>
@@ -249,7 +291,7 @@
           <w:color w:val="6E6E6E"/>
           <w:sz w:val="19"/>
         </w:rPr>
-        <w:t>The available answer choices</w:t>
+        <w:t>The available answer choice, nested under Prompt</w:t>
       </w:r>
     </w:p>
     <w:p>
@@ -390,9 +432,7 @@
         <w:rPr>
           <w:rFonts w:ascii="Calibri" w:hAnsi="Calibri"/>
           <w:b/>
-          <w:i/>
-          <w:color w:val="6E6E6E"/>
-          <w:sz w:val="19"/>
+          <w:i w:val="0"/>
         </w:rPr>
         <w:t xml:space="preserve">Visual: </w:t>
       </w:r>
@@ -400,9 +440,7 @@
         <w:rPr>
           <w:rFonts w:ascii="Calibri" w:hAnsi="Calibri"/>
           <w:b w:val="0"/>
-          <w:i/>
-          <w:color w:val="6E6E6E"/>
-          <w:sz w:val="19"/>
+          <w:i w:val="0"/>
         </w:rPr>
         <w:t>Minis characters appear in animated counting scenario. Scene shows items to count in three categories.</w:t>
       </w:r>
@@ -438,9 +476,7 @@
         <w:rPr>
           <w:rFonts w:ascii="Calibri" w:hAnsi="Calibri"/>
           <w:b/>
-          <w:i/>
-          <w:color w:val="6E6E6E"/>
-          <w:sz w:val="19"/>
+          <w:i w:val="0"/>
         </w:rPr>
         <w:t xml:space="preserve">Visual: </w:t>
       </w:r>
@@ -448,9 +484,7 @@
         <w:rPr>
           <w:rFonts w:ascii="Calibri" w:hAnsi="Calibri"/>
           <w:b w:val="0"/>
-          <w:i/>
-          <w:color w:val="6E6E6E"/>
-          <w:sz w:val="19"/>
+          <w:i w:val="0"/>
         </w:rPr>
         <w:t>Guide counts visually. Animation highlights and counts each category in sequence, revealing correct totals.</w:t>
       </w:r>
@@ -495,9 +529,7 @@
         <w:rPr>
           <w:rFonts w:ascii="Calibri" w:hAnsi="Calibri"/>
           <w:b/>
-          <w:i/>
-          <w:color w:val="6E6E6E"/>
-          <w:sz w:val="19"/>
+          <w:i w:val="0"/>
         </w:rPr>
         <w:t xml:space="preserve">Visual: </w:t>
       </w:r>
@@ -505,9 +537,7 @@
         <w:rPr>
           <w:rFonts w:ascii="Calibri" w:hAnsi="Calibri"/>
           <w:b w:val="0"/>
-          <w:i/>
-          <w:color w:val="6E6E6E"/>
-          <w:sz w:val="19"/>
+          <w:i w:val="0"/>
         </w:rPr>
         <w:t>Data table appears showing warmup counting results: Red items, Blue items, Yellow items with their counts.</w:t>
       </w:r>
@@ -521,9 +551,7 @@
         <w:rPr>
           <w:rFonts w:ascii="Calibri" w:hAnsi="Calibri"/>
           <w:b/>
-          <w:i/>
-          <w:color w:val="6E6E6E"/>
-          <w:sz w:val="19"/>
+          <w:i w:val="0"/>
         </w:rPr>
         <w:t xml:space="preserve">Visual: </w:t>
       </w:r>
@@ -531,9 +559,7 @@
         <w:rPr>
           <w:rFonts w:ascii="Calibri" w:hAnsi="Calibri"/>
           <w:b w:val="0"/>
-          <w:i/>
-          <w:color w:val="6E6E6E"/>
-          <w:sz w:val="19"/>
+          <w:i w:val="0"/>
         </w:rPr>
         <w:t>Empty horizontal picture graph template appears with 3 category rows. Star symbol visible in key area. Key shows each star = 1 item.</w:t>
       </w:r>
@@ -578,9 +604,7 @@
         <w:rPr>
           <w:rFonts w:ascii="Calibri" w:hAnsi="Calibri"/>
           <w:b/>
-          <w:i/>
-          <w:color w:val="6E6E6E"/>
-          <w:sz w:val="19"/>
+          <w:i w:val="0"/>
         </w:rPr>
         <w:t xml:space="preserve">Visual: </w:t>
       </w:r>
@@ -588,9 +612,7 @@
         <w:rPr>
           <w:rFonts w:ascii="Calibri" w:hAnsi="Calibri"/>
           <w:b w:val="0"/>
-          <w:i/>
-          <w:color w:val="6E6E6E"/>
-          <w:sz w:val="19"/>
+          <w:i w:val="0"/>
         </w:rPr>
         <w:t>Empty horizontal picture graph appears in creating mode. Categories Red, Blue, Yellow visible. Symbol selected and ready to place. Key reads 'Each symbol = 1 item.'</w:t>
       </w:r>
@@ -604,9 +626,7 @@
         <w:rPr>
           <w:rFonts w:ascii="Calibri" w:hAnsi="Calibri"/>
           <w:b/>
-          <w:i/>
-          <w:color w:val="6E6E6E"/>
-          <w:sz w:val="19"/>
+          <w:i w:val="0"/>
         </w:rPr>
         <w:t xml:space="preserve">Visual: </w:t>
       </w:r>
@@ -614,9 +634,7 @@
         <w:rPr>
           <w:rFonts w:ascii="Calibri" w:hAnsi="Calibri"/>
           <w:b w:val="0"/>
-          <w:i/>
-          <w:color w:val="6E6E6E"/>
-          <w:sz w:val="19"/>
+          <w:i w:val="0"/>
         </w:rPr>
         <w:t>Data table exists but not visible. Contains class data from counting activity.</w:t>
       </w:r>
@@ -652,9 +670,7 @@
         <w:rPr>
           <w:rFonts w:ascii="Calibri" w:hAnsi="Calibri"/>
           <w:b/>
-          <w:i/>
-          <w:color w:val="6E6E6E"/>
-          <w:sz w:val="19"/>
+          <w:i w:val="0"/>
         </w:rPr>
         <w:t xml:space="preserve">Visual: </w:t>
       </w:r>
@@ -662,9 +678,7 @@
         <w:rPr>
           <w:rFonts w:ascii="Calibri" w:hAnsi="Calibri"/>
           <w:b w:val="0"/>
-          <w:i/>
-          <w:color w:val="6E6E6E"/>
-          <w:sz w:val="19"/>
+          <w:i w:val="0"/>
         </w:rPr>
         <w:t>System places symbols one at a time in Red row. Each placement accompanied by count narration. Final state shows 5 symbols in Red row.</w:t>
       </w:r>
@@ -687,9 +701,7 @@
         <w:rPr>
           <w:rFonts w:ascii="Calibri" w:hAnsi="Calibri"/>
           <w:b/>
-          <w:i/>
-          <w:color w:val="6E6E6E"/>
-          <w:sz w:val="19"/>
+          <w:i w:val="0"/>
         </w:rPr>
         <w:t xml:space="preserve">Visual: </w:t>
       </w:r>
@@ -697,9 +709,7 @@
         <w:rPr>
           <w:rFonts w:ascii="Calibri" w:hAnsi="Calibri"/>
           <w:b w:val="0"/>
-          <w:i/>
-          <w:color w:val="6E6E6E"/>
-          <w:sz w:val="19"/>
+          <w:i w:val="0"/>
         </w:rPr>
         <w:t>Horizontal picture graph in creating mode. Dogs row complete with 8 symbols. Cats and Fish rows empty. Key visible showing each symbol equals 1 student.</w:t>
       </w:r>
@@ -772,7 +782,21 @@
     </w:p>
     <w:p>
       <w:pPr>
-        <w:spacing w:before="60" w:after="20"/>
+        <w:spacing w:before="80" w:after="40"/>
+        <w:ind w:left="0"/>
+      </w:pPr>
+      <w:r>
+        <w:rPr>
+          <w:rFonts w:ascii="Calibri" w:hAnsi="Calibri"/>
+          <w:b/>
+          <w:i w:val="0"/>
+        </w:rPr>
+        <w:t>Based on student response:</w:t>
+      </w:r>
+    </w:p>
+    <w:p>
+      <w:pPr>
+        <w:spacing w:before="40" w:after="20"/>
         <w:ind w:left="0"/>
       </w:pPr>
       <w:r>
@@ -802,9 +826,7 @@
         <w:rPr>
           <w:rFonts w:ascii="Calibri" w:hAnsi="Calibri"/>
           <w:b/>
-          <w:i/>
-          <w:color w:val="6E6E6E"/>
-          <w:sz w:val="19"/>
+          <w:i w:val="0"/>
         </w:rPr>
         <w:t xml:space="preserve">Visual: </w:t>
       </w:r>
@@ -812,9 +834,7 @@
         <w:rPr>
           <w:rFonts w:ascii="Calibri" w:hAnsi="Calibri"/>
           <w:b w:val="0"/>
-          <w:i/>
-          <w:color w:val="6E6E6E"/>
-          <w:sz w:val="19"/>
+          <w:i w:val="0"/>
         </w:rPr>
         <w:t>5 cat symbols appear in Cats row, completing the category</w:t>
       </w:r>
@@ -843,8 +863,8 @@
     </w:p>
     <w:p>
       <w:pPr>
-        <w:spacing w:before="60" w:after="20"/>
-        <w:ind w:left="432"/>
+        <w:spacing w:before="40" w:after="20"/>
+        <w:ind w:left="0"/>
       </w:pPr>
       <w:r>
         <w:rPr>
@@ -867,7 +887,7 @@
     <w:p>
       <w:pPr>
         <w:spacing w:before="20" w:after="20"/>
-        <w:ind w:left="720"/>
+        <w:ind w:left="0"/>
       </w:pPr>
       <w:r>
         <w:rPr>
@@ -888,8 +908,8 @@
     </w:p>
     <w:p>
       <w:pPr>
-        <w:spacing w:before="60" w:after="20"/>
-        <w:ind w:left="432"/>
+        <w:spacing w:before="40" w:after="20"/>
+        <w:ind w:left="0"/>
       </w:pPr>
       <w:r>
         <w:rPr>
@@ -912,15 +932,13 @@
     <w:p>
       <w:pPr>
         <w:spacing w:before="20" w:after="20"/>
-        <w:ind w:left="720"/>
+        <w:ind w:left="0"/>
       </w:pPr>
       <w:r>
         <w:rPr>
           <w:rFonts w:ascii="Calibri" w:hAnsi="Calibri"/>
           <w:b/>
-          <w:i/>
-          <w:color w:val="6E6E6E"/>
-          <w:sz w:val="19"/>
+          <w:i w:val="0"/>
         </w:rPr>
         <w:t xml:space="preserve">Visual: </w:t>
       </w:r>
@@ -928,9 +946,7 @@
         <w:rPr>
           <w:rFonts w:ascii="Calibri" w:hAnsi="Calibri"/>
           <w:b w:val="0"/>
-          <w:i/>
-          <w:color w:val="6E6E6E"/>
-          <w:sz w:val="19"/>
+          <w:i w:val="0"/>
         </w:rPr>
         <w:t>Highlight: Cats</w:t>
       </w:r>
@@ -938,7 +954,7 @@
     <w:p>
       <w:pPr>
         <w:spacing w:before="20" w:after="20"/>
-        <w:ind w:left="720"/>
+        <w:ind w:left="0"/>
       </w:pPr>
       <w:r>
         <w:rPr>
@@ -959,8 +975,8 @@
     </w:p>
     <w:p>
       <w:pPr>
-        <w:spacing w:before="60" w:after="20"/>
-        <w:ind w:left="432"/>
+        <w:spacing w:before="40" w:after="20"/>
+        <w:ind w:left="0"/>
       </w:pPr>
       <w:r>
         <w:rPr>
@@ -983,15 +999,13 @@
     <w:p>
       <w:pPr>
         <w:spacing w:before="20" w:after="20"/>
-        <w:ind w:left="720"/>
+        <w:ind w:left="0"/>
       </w:pPr>
       <w:r>
         <w:rPr>
           <w:rFonts w:ascii="Calibri" w:hAnsi="Calibri"/>
           <w:b/>
-          <w:i/>
-          <w:color w:val="6E6E6E"/>
-          <w:sz w:val="19"/>
+          <w:i w:val="0"/>
         </w:rPr>
         <w:t xml:space="preserve">Visual: </w:t>
       </w:r>
@@ -999,9 +1013,7 @@
         <w:rPr>
           <w:rFonts w:ascii="Calibri" w:hAnsi="Calibri"/>
           <w:b w:val="0"/>
-          <w:i/>
-          <w:color w:val="6E6E6E"/>
-          <w:sz w:val="19"/>
+          <w:i w:val="0"/>
         </w:rPr>
         <w:t>System places 5 cat symbols in Cats row, one at a time</w:t>
       </w:r>
@@ -1009,7 +1021,7 @@
     <w:p>
       <w:pPr>
         <w:spacing w:before="20" w:after="20"/>
-        <w:ind w:left="720"/>
+        <w:ind w:left="0"/>
       </w:pPr>
       <w:r>
         <w:rPr>
@@ -1046,9 +1058,7 @@
         <w:rPr>
           <w:rFonts w:ascii="Calibri" w:hAnsi="Calibri"/>
           <w:b/>
-          <w:i/>
-          <w:color w:val="6E6E6E"/>
-          <w:sz w:val="19"/>
+          <w:i w:val="0"/>
         </w:rPr>
         <w:t xml:space="preserve">Visual: </w:t>
       </w:r>
@@ -1056,9 +1066,7 @@
         <w:rPr>
           <w:rFonts w:ascii="Calibri" w:hAnsi="Calibri"/>
           <w:b w:val="0"/>
-          <w:i/>
-          <w:color w:val="6E6E6E"/>
-          <w:sz w:val="19"/>
+          <w:i w:val="0"/>
         </w:rPr>
         <w:t>Horizontal picture graph in creating mode. Red and Blue rows complete with symbols placed. Yellow row empty, ready for student input. Key visible showing each symbol equals 1.</w:t>
       </w:r>
@@ -1131,7 +1139,21 @@
     </w:p>
     <w:p>
       <w:pPr>
-        <w:spacing w:before="60" w:after="20"/>
+        <w:spacing w:before="80" w:after="40"/>
+        <w:ind w:left="0"/>
+      </w:pPr>
+      <w:r>
+        <w:rPr>
+          <w:rFonts w:ascii="Calibri" w:hAnsi="Calibri"/>
+          <w:b/>
+          <w:i w:val="0"/>
+        </w:rPr>
+        <w:t>Based on student response:</w:t>
+      </w:r>
+    </w:p>
+    <w:p>
+      <w:pPr>
+        <w:spacing w:before="40" w:after="20"/>
         <w:ind w:left="0"/>
       </w:pPr>
       <w:r>
@@ -1161,9 +1183,7 @@
         <w:rPr>
           <w:rFonts w:ascii="Calibri" w:hAnsi="Calibri"/>
           <w:b/>
-          <w:i/>
-          <w:color w:val="6E6E6E"/>
-          <w:sz w:val="19"/>
+          <w:i w:val="0"/>
         </w:rPr>
         <w:t xml:space="preserve">Visual: </w:t>
       </w:r>
@@ -1171,9 +1191,7 @@
         <w:rPr>
           <w:rFonts w:ascii="Calibri" w:hAnsi="Calibri"/>
           <w:b w:val="0"/>
-          <w:i/>
-          <w:color w:val="6E6E6E"/>
-          <w:sz w:val="19"/>
+          <w:i w:val="0"/>
         </w:rPr>
         <w:t>Yellow row now shows 8 symbols placed, completing the graph.</w:t>
       </w:r>
@@ -1202,8 +1220,8 @@
     </w:p>
     <w:p>
       <w:pPr>
-        <w:spacing w:before="60" w:after="20"/>
-        <w:ind w:left="432"/>
+        <w:spacing w:before="40" w:after="20"/>
+        <w:ind w:left="0"/>
       </w:pPr>
       <w:r>
         <w:rPr>
@@ -1226,7 +1244,7 @@
     <w:p>
       <w:pPr>
         <w:spacing w:before="20" w:after="20"/>
-        <w:ind w:left="720"/>
+        <w:ind w:left="0"/>
       </w:pPr>
       <w:r>
         <w:rPr>
@@ -1247,8 +1265,8 @@
     </w:p>
     <w:p>
       <w:pPr>
-        <w:spacing w:before="60" w:after="20"/>
-        <w:ind w:left="432"/>
+        <w:spacing w:before="40" w:after="20"/>
+        <w:ind w:left="0"/>
       </w:pPr>
       <w:r>
         <w:rPr>
@@ -1271,15 +1289,13 @@
     <w:p>
       <w:pPr>
         <w:spacing w:before="20" w:after="20"/>
-        <w:ind w:left="720"/>
+        <w:ind w:left="0"/>
       </w:pPr>
       <w:r>
         <w:rPr>
           <w:rFonts w:ascii="Calibri" w:hAnsi="Calibri"/>
           <w:b/>
-          <w:i/>
-          <w:color w:val="6E6E6E"/>
-          <w:sz w:val="19"/>
+          <w:i w:val="0"/>
         </w:rPr>
         <w:t xml:space="preserve">Visual: </w:t>
       </w:r>
@@ -1287,9 +1303,7 @@
         <w:rPr>
           <w:rFonts w:ascii="Calibri" w:hAnsi="Calibri"/>
           <w:b w:val="0"/>
-          <w:i/>
-          <w:color w:val="6E6E6E"/>
-          <w:sz w:val="19"/>
+          <w:i w:val="0"/>
         </w:rPr>
         <w:t>Highlight: Yellow</w:t>
       </w:r>
@@ -1297,7 +1311,7 @@
     <w:p>
       <w:pPr>
         <w:spacing w:before="20" w:after="20"/>
-        <w:ind w:left="720"/>
+        <w:ind w:left="0"/>
       </w:pPr>
       <w:r>
         <w:rPr>
@@ -1318,8 +1332,8 @@
     </w:p>
     <w:p>
       <w:pPr>
-        <w:spacing w:before="60" w:after="20"/>
-        <w:ind w:left="432"/>
+        <w:spacing w:before="40" w:after="20"/>
+        <w:ind w:left="0"/>
       </w:pPr>
       <w:r>
         <w:rPr>
@@ -1342,15 +1356,13 @@
     <w:p>
       <w:pPr>
         <w:spacing w:before="20" w:after="20"/>
-        <w:ind w:left="720"/>
+        <w:ind w:left="0"/>
       </w:pPr>
       <w:r>
         <w:rPr>
           <w:rFonts w:ascii="Calibri" w:hAnsi="Calibri"/>
           <w:b/>
-          <w:i/>
-          <w:color w:val="6E6E6E"/>
-          <w:sz w:val="19"/>
+          <w:i w:val="0"/>
         </w:rPr>
         <w:t xml:space="preserve">Visual: </w:t>
       </w:r>
@@ -1358,9 +1370,7 @@
         <w:rPr>
           <w:rFonts w:ascii="Calibri" w:hAnsi="Calibri"/>
           <w:b w:val="0"/>
-          <w:i/>
-          <w:color w:val="6E6E6E"/>
-          <w:sz w:val="19"/>
+          <w:i w:val="0"/>
         </w:rPr>
         <w:t>System places 8 stars one by one in Yellow row, counting aloud: 1, 2, 3, 4, 5, 6, 7, 8</w:t>
       </w:r>
@@ -1368,7 +1378,7 @@
     <w:p>
       <w:pPr>
         <w:spacing w:before="20" w:after="20"/>
-        <w:ind w:left="720"/>
+        <w:ind w:left="0"/>
       </w:pPr>
       <w:r>
         <w:rPr>
@@ -1405,9 +1415,7 @@
         <w:rPr>
           <w:rFonts w:ascii="Calibri" w:hAnsi="Calibri"/>
           <w:b/>
-          <w:i/>
-          <w:color w:val="6E6E6E"/>
-          <w:sz w:val="19"/>
+          <w:i w:val="0"/>
         </w:rPr>
         <w:t xml:space="preserve">Visual: </w:t>
       </w:r>
@@ -1415,9 +1423,7 @@
         <w:rPr>
           <w:rFonts w:ascii="Calibri" w:hAnsi="Calibri"/>
           <w:b w:val="0"/>
-          <w:i/>
-          <w:color w:val="6E6E6E"/>
-          <w:sz w:val="19"/>
+          <w:i w:val="0"/>
         </w:rPr>
         <w:t>Horizontal picture graph appears in creating mode. Student's completed graph with 3 categories. Key visible showing each symbol equals 1.</w:t>
       </w:r>
